--- a/Steuer-Grundsatz-Dossier.docx
+++ b/Steuer-Grundsatz-Dossier.docx
@@ -99,7 +99,7 @@
         </w:rPr>
         <w:t xml:space="preserve">Fundstelle: </w:t>
       </w:r>
-      <w:hyperlink w:history="1" r:id="rIdfa_azbjqmyp7i1voc5jdw">
+      <w:hyperlink w:history="1" r:id="rIdpebvar7hvr7zuziauj2gv">
         <w:r>
           <w:rPr>
             <w:rStyle w:val="Hyperlink"/>
@@ -192,7 +192,7 @@
       <w:r>
         <w:t xml:space="preserve">Gesetz: </w:t>
       </w:r>
-      <w:hyperlink w:history="1" r:id="rIdkrgxfkkxjxwnv5r_ebapf">
+      <w:hyperlink w:history="1" r:id="rId-66ma7hzj9snu18b83rgj">
         <w:r>
           <w:rPr>
             <w:rStyle w:val="Hyperlink"/>
@@ -203,7 +203,7 @@
       <w:r>
         <w:t xml:space="preserve"> · Offizielle RFB-FAQ (PDF): </w:t>
       </w:r>
-      <w:hyperlink w:history="1" r:id="rId1solyx9zpjm5ssajka9m1">
+      <w:hyperlink w:history="1" r:id="rIdlptuzpvdqxspwtbzmiefv">
         <w:r>
           <w:rPr>
             <w:rStyle w:val="Hyperlink"/>
@@ -337,7 +337,7 @@
       <w:r>
         <w:t xml:space="preserve">SIJUT-Normenportal der Receita Federal, </w:t>
       </w:r>
-      <w:hyperlink w:history="1" r:id="rId-_1brisdw__louplfhsep">
+      <w:hyperlink w:history="1" r:id="rIdeequoxlxz6bw3kn5vrd-j">
         <w:r>
           <w:rPr>
             <w:rStyle w:val="Hyperlink"/>
@@ -400,7 +400,7 @@
         </w:rPr>
         <w:t xml:space="preserve">Fundstellen: </w:t>
       </w:r>
-      <w:hyperlink w:history="1" r:id="rId0kpsew66qt4uoivz3cqqc">
+      <w:hyperlink w:history="1" r:id="rIdi-4lvvwr4ou9zq4q6k3ro">
         <w:r>
           <w:rPr>
             <w:rStyle w:val="Hyperlink"/>
@@ -411,7 +411,7 @@
       <w:r>
         <w:t xml:space="preserve"> · </w:t>
       </w:r>
-      <w:hyperlink w:history="1" r:id="rId2gc3ahr3czyylrn0pa2-k">
+      <w:hyperlink w:history="1" r:id="rIdmmzyyzwlhv75xq9fqf1qt">
         <w:r>
           <w:rPr>
             <w:rStyle w:val="Hyperlink"/>
@@ -461,7 +461,7 @@
         </w:rPr>
         <w:t xml:space="preserve">Fundstelle: </w:t>
       </w:r>
-      <w:hyperlink w:history="1" r:id="rIdol58qh68x3twalzl61nr5">
+      <w:hyperlink w:history="1" r:id="rId9fvhfjehtgxmhgsieud5m">
         <w:r>
           <w:rPr>
             <w:rStyle w:val="Hyperlink"/>
@@ -978,6 +978,109 @@
                 <w:sz w:val="19"/>
                 <w:szCs w:val="19"/>
               </w:rPr>
+              <w:t xml:space="preserve">Sonderfall: Tausch stBURN↔BURN mit Person (gedeckter Staking-Wrapper, ~1:1 hinterlegt, ca. 4% Spread)</w:t>
+            </w:r>
+          </w:p>
+        </w:tc>
+        <w:tc>
+          <w:tcPr>
+            <w:tcW w:type="dxa" w:w="2900"/>
+            <w:tcMar>
+              <w:top w:type="dxa" w:w="70"/>
+              <w:left w:type="dxa" w:w="100"/>
+              <w:bottom w:type="dxa" w:w="70"/>
+              <w:right w:type="dxa" w:w="100"/>
+            </w:tcMar>
+          </w:tcPr>
+          <w:p>
+            <w:pPr>
+              <w:spacing w:after="0" w:line="260"/>
+            </w:pPr>
+            <w:r>
+              <w:rPr>
+                <w:b w:val="false"/>
+                <w:bCs w:val="false"/>
+                <w:sz w:val="19"/>
+                <w:szCs w:val="19"/>
+              </w:rPr>
+              <w:t xml:space="preserve">Konservative Zählung (RFB-Linie): permuta = Veräußerung, zählt (so im Ledger ausgewiesen). DOKUMENTIERTE GEGENAUFFASSUNG: stBURN ist ein vollständig mit BURN gedeckter Wrapper desselben Basiswerts — der Tausch ändert nur die Form derselben Position, kein neues Asset, kein Aufgeld, kein Vermögenszuwachs (Argumentation analog Vault-Unstake sowie IBDT/STJ-Linie zur permuta ohne torna). Verbindliche Einordnung durch den Steuerberater ausstehend; bis dahin gilt die konservative Zählung. ANSCHAFFUNGSKOSTEN: Die stBURN-Bestände stammen aus BURN↔stBURN-Tauschen VOR Beginn der brasilianischen Steuerresidenz (12.09.2025), zu Kursen um US$ 0,10 (dokumentiert; in Deutschland nach Ablauf der Haltefrist steuerfrei realisiert). Für die brasilianische Gewinnermittlung gilt dieser dokumentierte Anschaffungswert als custo de aquisição — der steuerbare Gewinn ist entsprechend die Differenz zum Veräußerungskurs, nicht der volle Erlös.</w:t>
+            </w:r>
+          </w:p>
+        </w:tc>
+        <w:tc>
+          <w:tcPr>
+            <w:tcW w:type="dxa" w:w="2200"/>
+            <w:tcMar>
+              <w:top w:type="dxa" w:w="70"/>
+              <w:left w:type="dxa" w:w="100"/>
+              <w:bottom w:type="dxa" w:w="70"/>
+              <w:right w:type="dxa" w:w="100"/>
+            </w:tcMar>
+          </w:tcPr>
+          <w:p>
+            <w:pPr>
+              <w:spacing w:after="0" w:line="260"/>
+            </w:pPr>
+            <w:r>
+              <w:rPr>
+                <w:b w:val="false"/>
+                <w:bCs w:val="false"/>
+                <w:sz w:val="19"/>
+                <w:szCs w:val="19"/>
+              </w:rPr>
+              <w:t xml:space="preserve">SC COSIT 214/2021 (pro) vs. IBDT RDTA 56/2024, STJ REsp 1.733.560/SC (contra)</w:t>
+            </w:r>
+          </w:p>
+        </w:tc>
+        <w:tc>
+          <w:tcPr>
+            <w:tcW w:type="dxa" w:w="1700"/>
+            <w:tcMar>
+              <w:top w:type="dxa" w:w="70"/>
+              <w:left w:type="dxa" w:w="100"/>
+              <w:bottom w:type="dxa" w:w="70"/>
+              <w:right w:type="dxa" w:w="100"/>
+            </w:tcMar>
+          </w:tcPr>
+          <w:p>
+            <w:pPr>
+              <w:spacing w:after="0" w:line="260"/>
+            </w:pPr>
+            <w:r>
+              <w:rPr>
+                <w:b/>
+                <w:bCs/>
+                <w:color w:val="b45309"/>
+                <w:sz w:val="19"/>
+                <w:szCs w:val="19"/>
+              </w:rPr>
+              <w:t xml:space="preserve">STRITTIG — konservativ gezählt</w:t>
+            </w:r>
+          </w:p>
+        </w:tc>
+      </w:tr>
+      <w:tr>
+        <w:tc>
+          <w:tcPr>
+            <w:tcW w:type="dxa" w:w="2400"/>
+            <w:tcMar>
+              <w:top w:type="dxa" w:w="70"/>
+              <w:left w:type="dxa" w:w="100"/>
+              <w:bottom w:type="dxa" w:w="70"/>
+              <w:right w:type="dxa" w:w="100"/>
+            </w:tcMar>
+          </w:tcPr>
+          <w:p>
+            <w:pPr>
+              <w:spacing w:after="0" w:line="260"/>
+            </w:pPr>
+            <w:r>
+              <w:rPr>
+                <w:b w:val="false"/>
+                <w:bCs w:val="false"/>
+                <w:sz w:val="19"/>
+                <w:szCs w:val="19"/>
+              </w:rPr>
               <w:t xml:space="preserve">LP-Einlage / LP-Entnahme (Token ↔ konzentrierte Liquiditätsposition)</w:t>
             </w:r>
           </w:p>
@@ -1744,7 +1847,7 @@
         <w:spacing w:after="70" w:line="290"/>
       </w:pPr>
       <w:r>
-        <w:t xml:space="preserve">Vorgänge vor Beginn der Steuerresidenz (12.09.2025) zählen nicht; sie dokumentieren ausschließlich Anschaffungskosten.</w:t>
+        <w:t xml:space="preserve">Vorgänge vor Beginn der brasilianischen Steuerresidenz (12.09.2025) unterlagen der deutschen Steuerpflicht — die deutschen Erklärungen bis einschließlich 2025 sind abgegeben. Für Brasilien zählen diese Vorgänge nicht; sie dokumentieren ausschließlich die Anschaffungskosten (custo de aquisição). Das Ledger kennzeichnet sie einheitlich als DE-Periode. Die On-Chain-Historie ist ab dem jeweils ersten Block beider Chains vollständig erfasst (früheste Transaktion: 16.04.2025).</w:t>
       </w:r>
     </w:p>
     <w:p>
